--- a/Files/06 - Yom Tov/07 - 15 Av/5785/15 Av 5785.docx
+++ b/Files/06 - Yom Tov/07 - 15 Av/5785/15 Av 5785.docx
@@ -154,7 +154,7 @@
         <w:rPr>
           <w:rFonts w:ascii="Times New Roman" w:hAnsi="Times New Roman" w:cs="Times New Roman"/>
         </w:rPr>
-        <w:t xml:space="preserve"> about</w:t>
+        <w:t xml:space="preserve"> about </w:t>
       </w:r>
       <w:r>
         <w:rPr>
@@ -1584,7 +1584,7 @@
         <w:rPr>
           <w:rFonts w:ascii="Times New Roman" w:hAnsi="Times New Roman" w:cs="Times New Roman"/>
         </w:rPr>
-        <w:t xml:space="preserve"> and</w:t>
+        <w:t xml:space="preserve"> and </w:t>
       </w:r>
       <w:r>
         <w:rPr>
@@ -1769,7 +1769,7 @@
         <w:rPr>
           <w:rFonts w:ascii="Times New Roman" w:hAnsi="Times New Roman" w:cs="Times New Roman"/>
         </w:rPr>
-        <w:t xml:space="preserve"> is</w:t>
+        <w:t xml:space="preserve"> is </w:t>
       </w:r>
       <w:r>
         <w:rPr>

--- a/Files/06 - Yom Tov/07 - 15 Av/5785/15 Av 5785.docx
+++ b/Files/06 - Yom Tov/07 - 15 Av/5785/15 Av 5785.docx
@@ -1463,7 +1463,7 @@
           <w:rFonts w:ascii="Times New Roman" w:hAnsi="Times New Roman" w:cs="Times New Roman"/>
           <w:rtl/>
         </w:rPr>
-        <w:t>"</w:t>
+        <w:t>״</w:t>
       </w:r>
       <w:r>
         <w:rPr>
